--- a/lab7-8/Lab7-8_CereteuMaxim_FAF-243.docx
+++ b/lab7-8/Lab7-8_CereteuMaxim_FAF-243.docx
@@ -1241,6 +1241,501 @@
         <w:t>4. Laboratorul 7, Partea 2 – un zombie, intenționat</w:t>
       </w:r>
     </w:p>
+    <w:tbl>
+      <w:tblPr>
+        <w:tblW w:type="auto" w:w="0"/>
+        <w:jc w:val="center"/>
+        <w:tblLook w:firstColumn="1" w:firstRow="1" w:lastColumn="0" w:lastRow="0" w:noHBand="0" w:noVBand="1" w:val="04A0"/>
+      </w:tblPr>
+      <w:tblGrid>
+        <w:gridCol w:w="9639"/>
+      </w:tblGrid>
+      <w:tr>
+        <w:tc>
+          <w:tcPr>
+            <w:tcW w:type="dxa" w:w="9639"/>
+            <w:shd w:val="clear" w:color="auto" w:fill="F3F3F3"/>
+          </w:tcPr>
+          <w:p>
+            <w:pPr>
+              <w:spacing w:after="0" w:line="240" w:lineRule="auto"/>
+            </w:pPr>
+            <w:r>
+              <w:rPr>
+                <w:rFonts w:ascii="Consolas" w:hAnsi="Consolas"/>
+                <w:color w:val="888888"/>
+                <w:sz w:val="17"/>
+              </w:rPr>
+              <w:t xml:space="preserve"> 1  </w:t>
+            </w:r>
+            <w:r>
+              <w:rPr>
+                <w:rFonts w:ascii="Consolas" w:hAnsi="Consolas"/>
+                <w:sz w:val="17"/>
+              </w:rPr>
+              <w:t>#include &lt;stdio.h&gt;</w:t>
+              <w:br/>
+            </w:r>
+            <w:r>
+              <w:rPr>
+                <w:rFonts w:ascii="Consolas" w:hAnsi="Consolas"/>
+                <w:color w:val="888888"/>
+                <w:sz w:val="17"/>
+              </w:rPr>
+              <w:t xml:space="preserve"> 2  </w:t>
+            </w:r>
+            <w:r>
+              <w:rPr>
+                <w:rFonts w:ascii="Consolas" w:hAnsi="Consolas"/>
+                <w:sz w:val="17"/>
+              </w:rPr>
+              <w:t>#include &lt;stdlib.h&gt;</w:t>
+              <w:br/>
+            </w:r>
+            <w:r>
+              <w:rPr>
+                <w:rFonts w:ascii="Consolas" w:hAnsi="Consolas"/>
+                <w:color w:val="888888"/>
+                <w:sz w:val="17"/>
+              </w:rPr>
+              <w:t xml:space="preserve"> 3  </w:t>
+            </w:r>
+            <w:r>
+              <w:rPr>
+                <w:rFonts w:ascii="Consolas" w:hAnsi="Consolas"/>
+                <w:sz w:val="17"/>
+              </w:rPr>
+              <w:t>#include &lt;unistd.h&gt;</w:t>
+              <w:br/>
+            </w:r>
+            <w:r>
+              <w:rPr>
+                <w:rFonts w:ascii="Consolas" w:hAnsi="Consolas"/>
+                <w:color w:val="888888"/>
+                <w:sz w:val="17"/>
+              </w:rPr>
+              <w:t xml:space="preserve"> 4  </w:t>
+            </w:r>
+            <w:r>
+              <w:rPr>
+                <w:rFonts w:ascii="Consolas" w:hAnsi="Consolas"/>
+                <w:sz w:val="17"/>
+              </w:rPr>
+              <w:t>#include &lt;sys/wait.h&gt;</w:t>
+              <w:br/>
+            </w:r>
+            <w:r>
+              <w:rPr>
+                <w:rFonts w:ascii="Consolas" w:hAnsi="Consolas"/>
+                <w:color w:val="888888"/>
+                <w:sz w:val="17"/>
+              </w:rPr>
+              <w:t xml:space="preserve"> 5  </w:t>
+            </w:r>
+            <w:r>
+              <w:rPr>
+                <w:rFonts w:ascii="Consolas" w:hAnsi="Consolas"/>
+                <w:sz w:val="17"/>
+              </w:rPr>
+              <w:br/>
+            </w:r>
+            <w:r>
+              <w:rPr>
+                <w:rFonts w:ascii="Consolas" w:hAnsi="Consolas"/>
+                <w:color w:val="888888"/>
+                <w:sz w:val="17"/>
+              </w:rPr>
+              <w:t xml:space="preserve"> 6  </w:t>
+            </w:r>
+            <w:r>
+              <w:rPr>
+                <w:rFonts w:ascii="Consolas" w:hAnsi="Consolas"/>
+                <w:sz w:val="17"/>
+              </w:rPr>
+              <w:t>/* run.c with one extra line: the parent sleeps before waitpid, so for 20 s</w:t>
+              <w:br/>
+            </w:r>
+            <w:r>
+              <w:rPr>
+                <w:rFonts w:ascii="Consolas" w:hAnsi="Consolas"/>
+                <w:color w:val="888888"/>
+                <w:sz w:val="17"/>
+              </w:rPr>
+              <w:t xml:space="preserve"> 7  </w:t>
+            </w:r>
+            <w:r>
+              <w:rPr>
+                <w:rFonts w:ascii="Consolas" w:hAnsi="Consolas"/>
+                <w:sz w:val="17"/>
+              </w:rPr>
+              <w:t xml:space="preserve"> * the finished ls stays in the process table as a zombie */</w:t>
+              <w:br/>
+            </w:r>
+            <w:r>
+              <w:rPr>
+                <w:rFonts w:ascii="Consolas" w:hAnsi="Consolas"/>
+                <w:color w:val="888888"/>
+                <w:sz w:val="17"/>
+              </w:rPr>
+              <w:t xml:space="preserve"> 8  </w:t>
+            </w:r>
+            <w:r>
+              <w:rPr>
+                <w:rFonts w:ascii="Consolas" w:hAnsi="Consolas"/>
+                <w:sz w:val="17"/>
+              </w:rPr>
+              <w:t>int main(void)</w:t>
+              <w:br/>
+            </w:r>
+            <w:r>
+              <w:rPr>
+                <w:rFonts w:ascii="Consolas" w:hAnsi="Consolas"/>
+                <w:color w:val="888888"/>
+                <w:sz w:val="17"/>
+              </w:rPr>
+              <w:t xml:space="preserve"> 9  </w:t>
+            </w:r>
+            <w:r>
+              <w:rPr>
+                <w:rFonts w:ascii="Consolas" w:hAnsi="Consolas"/>
+                <w:sz w:val="17"/>
+              </w:rPr>
+              <w:t>{</w:t>
+              <w:br/>
+            </w:r>
+            <w:r>
+              <w:rPr>
+                <w:rFonts w:ascii="Consolas" w:hAnsi="Consolas"/>
+                <w:color w:val="888888"/>
+                <w:sz w:val="17"/>
+              </w:rPr>
+              <w:t xml:space="preserve">10  </w:t>
+            </w:r>
+            <w:r>
+              <w:rPr>
+                <w:rFonts w:ascii="Consolas" w:hAnsi="Consolas"/>
+                <w:sz w:val="17"/>
+              </w:rPr>
+              <w:t xml:space="preserve">    printf("parent: my PID is %d\n", getpid());</w:t>
+              <w:br/>
+            </w:r>
+            <w:r>
+              <w:rPr>
+                <w:rFonts w:ascii="Consolas" w:hAnsi="Consolas"/>
+                <w:color w:val="888888"/>
+                <w:sz w:val="17"/>
+              </w:rPr>
+              <w:t xml:space="preserve">11  </w:t>
+            </w:r>
+            <w:r>
+              <w:rPr>
+                <w:rFonts w:ascii="Consolas" w:hAnsi="Consolas"/>
+                <w:sz w:val="17"/>
+              </w:rPr>
+              <w:t xml:space="preserve">    fflush(stdout);</w:t>
+              <w:br/>
+            </w:r>
+            <w:r>
+              <w:rPr>
+                <w:rFonts w:ascii="Consolas" w:hAnsi="Consolas"/>
+                <w:color w:val="888888"/>
+                <w:sz w:val="17"/>
+              </w:rPr>
+              <w:t xml:space="preserve">12  </w:t>
+            </w:r>
+            <w:r>
+              <w:rPr>
+                <w:rFonts w:ascii="Consolas" w:hAnsi="Consolas"/>
+                <w:sz w:val="17"/>
+              </w:rPr>
+              <w:br/>
+            </w:r>
+            <w:r>
+              <w:rPr>
+                <w:rFonts w:ascii="Consolas" w:hAnsi="Consolas"/>
+                <w:color w:val="888888"/>
+                <w:sz w:val="17"/>
+              </w:rPr>
+              <w:t xml:space="preserve">13  </w:t>
+            </w:r>
+            <w:r>
+              <w:rPr>
+                <w:rFonts w:ascii="Consolas" w:hAnsi="Consolas"/>
+                <w:sz w:val="17"/>
+              </w:rPr>
+              <w:t xml:space="preserve">    pid_t pid = fork();                          /* step 1: copy myself */</w:t>
+              <w:br/>
+            </w:r>
+            <w:r>
+              <w:rPr>
+                <w:rFonts w:ascii="Consolas" w:hAnsi="Consolas"/>
+                <w:color w:val="888888"/>
+                <w:sz w:val="17"/>
+              </w:rPr>
+              <w:t xml:space="preserve">14  </w:t>
+            </w:r>
+            <w:r>
+              <w:rPr>
+                <w:rFonts w:ascii="Consolas" w:hAnsi="Consolas"/>
+                <w:sz w:val="17"/>
+              </w:rPr>
+              <w:t xml:space="preserve">    if (pid &lt; 0) { perror("fork"); return 1; }</w:t>
+              <w:br/>
+            </w:r>
+            <w:r>
+              <w:rPr>
+                <w:rFonts w:ascii="Consolas" w:hAnsi="Consolas"/>
+                <w:color w:val="888888"/>
+                <w:sz w:val="17"/>
+              </w:rPr>
+              <w:t xml:space="preserve">15  </w:t>
+            </w:r>
+            <w:r>
+              <w:rPr>
+                <w:rFonts w:ascii="Consolas" w:hAnsi="Consolas"/>
+                <w:sz w:val="17"/>
+              </w:rPr>
+              <w:br/>
+            </w:r>
+            <w:r>
+              <w:rPr>
+                <w:rFonts w:ascii="Consolas" w:hAnsi="Consolas"/>
+                <w:color w:val="888888"/>
+                <w:sz w:val="17"/>
+              </w:rPr>
+              <w:t xml:space="preserve">16  </w:t>
+            </w:r>
+            <w:r>
+              <w:rPr>
+                <w:rFonts w:ascii="Consolas" w:hAnsi="Consolas"/>
+                <w:sz w:val="17"/>
+              </w:rPr>
+              <w:t xml:space="preserve">    if (pid == 0) {                              /* only the child runs this */</w:t>
+              <w:br/>
+            </w:r>
+            <w:r>
+              <w:rPr>
+                <w:rFonts w:ascii="Consolas" w:hAnsi="Consolas"/>
+                <w:color w:val="888888"/>
+                <w:sz w:val="17"/>
+              </w:rPr>
+              <w:t xml:space="preserve">17  </w:t>
+            </w:r>
+            <w:r>
+              <w:rPr>
+                <w:rFonts w:ascii="Consolas" w:hAnsi="Consolas"/>
+                <w:sz w:val="17"/>
+              </w:rPr>
+              <w:t xml:space="preserve">        printf("child:  my PID is %d, my parent is %d\n", getpid(), getppid());</w:t>
+              <w:br/>
+            </w:r>
+            <w:r>
+              <w:rPr>
+                <w:rFonts w:ascii="Consolas" w:hAnsi="Consolas"/>
+                <w:color w:val="888888"/>
+                <w:sz w:val="17"/>
+              </w:rPr>
+              <w:t xml:space="preserve">18  </w:t>
+            </w:r>
+            <w:r>
+              <w:rPr>
+                <w:rFonts w:ascii="Consolas" w:hAnsi="Consolas"/>
+                <w:sz w:val="17"/>
+              </w:rPr>
+              <w:t xml:space="preserve">        fflush(stdout);</w:t>
+              <w:br/>
+            </w:r>
+            <w:r>
+              <w:rPr>
+                <w:rFonts w:ascii="Consolas" w:hAnsi="Consolas"/>
+                <w:color w:val="888888"/>
+                <w:sz w:val="17"/>
+              </w:rPr>
+              <w:t xml:space="preserve">19  </w:t>
+            </w:r>
+            <w:r>
+              <w:rPr>
+                <w:rFonts w:ascii="Consolas" w:hAnsi="Consolas"/>
+                <w:sz w:val="17"/>
+              </w:rPr>
+              <w:t xml:space="preserve">        execlp("ls", "ls", "-l", (char *)NULL);  /* step 2: become ls */</w:t>
+              <w:br/>
+            </w:r>
+            <w:r>
+              <w:rPr>
+                <w:rFonts w:ascii="Consolas" w:hAnsi="Consolas"/>
+                <w:color w:val="888888"/>
+                <w:sz w:val="17"/>
+              </w:rPr>
+              <w:t xml:space="preserve">20  </w:t>
+            </w:r>
+            <w:r>
+              <w:rPr>
+                <w:rFonts w:ascii="Consolas" w:hAnsi="Consolas"/>
+                <w:sz w:val="17"/>
+              </w:rPr>
+              <w:t xml:space="preserve">        perror("exec");                          /* runs only if exec failed */</w:t>
+              <w:br/>
+            </w:r>
+            <w:r>
+              <w:rPr>
+                <w:rFonts w:ascii="Consolas" w:hAnsi="Consolas"/>
+                <w:color w:val="888888"/>
+                <w:sz w:val="17"/>
+              </w:rPr>
+              <w:t xml:space="preserve">21  </w:t>
+            </w:r>
+            <w:r>
+              <w:rPr>
+                <w:rFonts w:ascii="Consolas" w:hAnsi="Consolas"/>
+                <w:sz w:val="17"/>
+              </w:rPr>
+              <w:t xml:space="preserve">        exit(127);</w:t>
+              <w:br/>
+            </w:r>
+            <w:r>
+              <w:rPr>
+                <w:rFonts w:ascii="Consolas" w:hAnsi="Consolas"/>
+                <w:color w:val="888888"/>
+                <w:sz w:val="17"/>
+              </w:rPr>
+              <w:t xml:space="preserve">22  </w:t>
+            </w:r>
+            <w:r>
+              <w:rPr>
+                <w:rFonts w:ascii="Consolas" w:hAnsi="Consolas"/>
+                <w:sz w:val="17"/>
+              </w:rPr>
+              <w:t xml:space="preserve">    }</w:t>
+              <w:br/>
+            </w:r>
+            <w:r>
+              <w:rPr>
+                <w:rFonts w:ascii="Consolas" w:hAnsi="Consolas"/>
+                <w:color w:val="888888"/>
+                <w:sz w:val="17"/>
+              </w:rPr>
+              <w:t xml:space="preserve">23  </w:t>
+            </w:r>
+            <w:r>
+              <w:rPr>
+                <w:rFonts w:ascii="Consolas" w:hAnsi="Consolas"/>
+                <w:sz w:val="17"/>
+              </w:rPr>
+              <w:br/>
+            </w:r>
+            <w:r>
+              <w:rPr>
+                <w:rFonts w:ascii="Consolas" w:hAnsi="Consolas"/>
+                <w:color w:val="888888"/>
+                <w:sz w:val="17"/>
+              </w:rPr>
+              <w:t xml:space="preserve">24  </w:t>
+            </w:r>
+            <w:r>
+              <w:rPr>
+                <w:rFonts w:ascii="Consolas" w:hAnsi="Consolas"/>
+                <w:sz w:val="17"/>
+              </w:rPr>
+              <w:t xml:space="preserve">    int status;</w:t>
+              <w:br/>
+            </w:r>
+            <w:r>
+              <w:rPr>
+                <w:rFonts w:ascii="Consolas" w:hAnsi="Consolas"/>
+                <w:color w:val="888888"/>
+                <w:sz w:val="17"/>
+              </w:rPr>
+              <w:t xml:space="preserve">25  </w:t>
+            </w:r>
+            <w:r>
+              <w:rPr>
+                <w:rFonts w:ascii="Consolas" w:hAnsi="Consolas"/>
+                <w:sz w:val="17"/>
+              </w:rPr>
+              <w:t xml:space="preserve">    sleep(20);                                   /* the new line */</w:t>
+              <w:br/>
+            </w:r>
+            <w:r>
+              <w:rPr>
+                <w:rFonts w:ascii="Consolas" w:hAnsi="Consolas"/>
+                <w:color w:val="888888"/>
+                <w:sz w:val="17"/>
+              </w:rPr>
+              <w:t xml:space="preserve">26  </w:t>
+            </w:r>
+            <w:r>
+              <w:rPr>
+                <w:rFonts w:ascii="Consolas" w:hAnsi="Consolas"/>
+                <w:sz w:val="17"/>
+              </w:rPr>
+              <w:t xml:space="preserve">    waitpid(pid, &amp;status, 0);                    /* step 3: wait for the child */</w:t>
+              <w:br/>
+            </w:r>
+            <w:r>
+              <w:rPr>
+                <w:rFonts w:ascii="Consolas" w:hAnsi="Consolas"/>
+                <w:color w:val="888888"/>
+                <w:sz w:val="17"/>
+              </w:rPr>
+              <w:t xml:space="preserve">27  </w:t>
+            </w:r>
+            <w:r>
+              <w:rPr>
+                <w:rFonts w:ascii="Consolas" w:hAnsi="Consolas"/>
+                <w:sz w:val="17"/>
+              </w:rPr>
+              <w:t xml:space="preserve">    printf("parent: child %d ended with status %d\n", pid, WEXITSTATUS(status));</w:t>
+              <w:br/>
+            </w:r>
+            <w:r>
+              <w:rPr>
+                <w:rFonts w:ascii="Consolas" w:hAnsi="Consolas"/>
+                <w:color w:val="888888"/>
+                <w:sz w:val="17"/>
+              </w:rPr>
+              <w:t xml:space="preserve">28  </w:t>
+            </w:r>
+            <w:r>
+              <w:rPr>
+                <w:rFonts w:ascii="Consolas" w:hAnsi="Consolas"/>
+                <w:sz w:val="17"/>
+              </w:rPr>
+              <w:t xml:space="preserve">    return 0;</w:t>
+              <w:br/>
+            </w:r>
+            <w:r>
+              <w:rPr>
+                <w:rFonts w:ascii="Consolas" w:hAnsi="Consolas"/>
+                <w:color w:val="888888"/>
+                <w:sz w:val="17"/>
+              </w:rPr>
+              <w:t xml:space="preserve">29  </w:t>
+            </w:r>
+            <w:r>
+              <w:rPr>
+                <w:rFonts w:ascii="Consolas" w:hAnsi="Consolas"/>
+                <w:sz w:val="17"/>
+              </w:rPr>
+              <w:t>}</w:t>
+            </w:r>
+          </w:p>
+        </w:tc>
+      </w:tr>
+    </w:tbl>
+    <w:p>
+      <w:pPr>
+        <w:spacing w:before="60" w:after="200"/>
+        <w:jc w:val="center"/>
+      </w:pPr>
+      <w:r>
+        <w:rPr>
+          <w:i/>
+          <w:sz w:val="21"/>
+        </w:rPr>
+        <w:t>Listing 7.2 – zombie.c – run.c fără wait, ca părintele să nu-și culeagă copilul</w:t>
+      </w:r>
+    </w:p>
     <w:p>
       <w:pPr>
         <w:keepNext/>
@@ -1899,7 +2394,7 @@
           <w:i/>
           <w:sz w:val="21"/>
         </w:rPr>
-        <w:t>Listing 7.2 – redirect.c</w:t>
+        <w:t>Listing 7.3 – redirect.c</w:t>
       </w:r>
     </w:p>
     <w:p>
@@ -2809,7 +3304,7 @@
           <w:i/>
           <w:sz w:val="21"/>
         </w:rPr>
-        <w:t>Listing 7.3 – pipeline.c</w:t>
+        <w:t>Listing 7.4 – pipeline.c</w:t>
       </w:r>
     </w:p>
     <w:p>
@@ -4051,7 +4546,7 @@
           <w:i/>
           <w:sz w:val="21"/>
         </w:rPr>
-        <w:t>Listing 7.4 – pipeline3.c – ls /usr/bin | grep x | wc -l</w:t>
+        <w:t>Listing 7.5 – pipeline3.c – ls /usr/bin | grep x | wc -l</w:t>
       </w:r>
     </w:p>
     <w:p>
